--- a/specifications/TMFC020-DigitalIdentityManagement/Diagrams/TMFC020_Digital_Identity_Management.docx
+++ b/specifications/TMFC020-DigitalIdentityManagement/Diagrams/TMFC020_Digital_Identity_Management.docx
@@ -208,6 +208,22 @@
       </w:pPr>
       <w:r>
         <w:t>eTOM Processes, SID Data Entities and Functional Framework Functions</w:t>
+      </w:r>
+    </w:p>
+    <w:p>
+      <w:pPr>
+        <w:pStyle w:val="Heading2"/>
+      </w:pPr>
+      <w:r>
+        <w:t>eTOM L2 - SID ABEs links</w:t>
+      </w:r>
+    </w:p>
+    <w:p>
+      <w:r>
+        <w:rPr>
+          <w:i/>
+        </w:rPr>
+        <w:t>no eTOM business activities are listed for this component in the YAML — see 2.2</w:t>
       </w:r>
     </w:p>
     <w:p>
@@ -271,7 +287,7 @@
         </w:trPr>
         <w:tc>
           <w:tcPr>
-            <w:tcW w:type="dxa" w:w="1591"/>
+            <w:tcW w:type="dxa" w:w="1685"/>
           </w:tcPr>
           <w:p>
             <w:r/>
@@ -279,27 +295,13 @@
               <w:rPr>
                 <w:b/>
               </w:rPr>
-              <w:t>SID ABE Level 1</w:t>
-            </w:r>
-          </w:p>
-        </w:tc>
-        <w:tc>
-          <w:tcPr>
-            <w:tcW w:type="dxa" w:w="2434"/>
-          </w:tcPr>
-          <w:p>
-            <w:r/>
-            <w:r>
-              <w:rPr>
-                <w:b/>
-              </w:rPr>
-              <w:t>SID ABE Level 2 (or set of BEs)</w:t>
-            </w:r>
-          </w:p>
-        </w:tc>
-        <w:tc>
-          <w:tcPr>
-            <w:tcW w:type="dxa" w:w="2995"/>
+              <w:t>SID ABE L1</w:t>
+            </w:r>
+          </w:p>
+        </w:tc>
+        <w:tc>
+          <w:tcPr>
+            <w:tcW w:type="dxa" w:w="3089"/>
           </w:tcPr>
           <w:p>
             <w:r/>
@@ -313,6 +315,20 @@
         </w:tc>
         <w:tc>
           <w:tcPr>
+            <w:tcW w:type="dxa" w:w="2246"/>
+          </w:tcPr>
+          <w:p>
+            <w:r/>
+            <w:r>
+              <w:rPr>
+                <w:b/>
+              </w:rPr>
+              <w:t>SID ABE L2 (or set of BEs)</w:t>
+            </w:r>
+          </w:p>
+        </w:tc>
+        <w:tc>
+          <w:tcPr>
             <w:tcW w:type="dxa" w:w="2340"/>
           </w:tcPr>
           <w:p>
@@ -329,7 +345,7 @@
       <w:tr>
         <w:tc>
           <w:tcPr>
-            <w:tcW w:type="dxa" w:w="1591"/>
+            <w:tcW w:type="dxa" w:w="1685"/>
           </w:tcPr>
           <w:p>
             <w:r/>
@@ -340,22 +356,22 @@
         </w:tc>
         <w:tc>
           <w:tcPr>
-            <w:tcW w:type="dxa" w:w="2434"/>
-          </w:tcPr>
-          <w:p>
-            <w:r/>
-            <w:r/>
-          </w:p>
-        </w:tc>
-        <w:tc>
-          <w:tcPr>
-            <w:tcW w:type="dxa" w:w="2995"/>
+            <w:tcW w:type="dxa" w:w="3089"/>
           </w:tcPr>
           <w:p>
             <w:r/>
             <w:r>
               <w:t>The Digital Identity ABE contains all Business Entities used for enabling identification / authentication of Party or Resource in order to allow Party or Resource to use their permission carried by their roles.</w:t>
             </w:r>
+          </w:p>
+        </w:tc>
+        <w:tc>
+          <w:tcPr>
+            <w:tcW w:type="dxa" w:w="2246"/>
+          </w:tcPr>
+          <w:p>
+            <w:r/>
+            <w:r/>
           </w:p>
         </w:tc>
         <w:tc>
@@ -372,22 +388,6 @@
       </w:tr>
     </w:tbl>
     <w:p/>
-    <w:p>
-      <w:pPr>
-        <w:pStyle w:val="Heading2"/>
-      </w:pPr>
-      <w:r>
-        <w:t>eTOM L2 - SID ABEs links</w:t>
-      </w:r>
-    </w:p>
-    <w:p>
-      <w:r>
-        <w:rPr>
-          <w:i/>
-        </w:rPr>
-        <w:t>no eTOM business activities are listed for this component in the YAML — see 2.1</w:t>
-      </w:r>
-    </w:p>
     <w:p>
       <w:pPr>
         <w:pStyle w:val="Heading2"/>
@@ -460,27 +460,13 @@
               <w:rPr>
                 <w:b/>
               </w:rPr>
-              <w:t>Function Description</w:t>
-            </w:r>
-          </w:p>
-        </w:tc>
-        <w:tc>
-          <w:tcPr>
-            <w:tcW w:type="dxa" w:w="2153"/>
-          </w:tcPr>
-          <w:p>
-            <w:r/>
-            <w:r>
-              <w:rPr>
-                <w:b/>
-              </w:rPr>
               <w:t>Aggregate Function Level 1</w:t>
             </w:r>
           </w:p>
         </w:tc>
         <w:tc>
           <w:tcPr>
-            <w:tcW w:type="dxa" w:w="1778"/>
+            <w:tcW w:type="dxa" w:w="1872"/>
           </w:tcPr>
           <w:p>
             <w:r/>
@@ -492,6 +478,20 @@
             </w:r>
           </w:p>
         </w:tc>
+        <w:tc>
+          <w:tcPr>
+            <w:tcW w:type="dxa" w:w="2059"/>
+          </w:tcPr>
+          <w:p>
+            <w:r/>
+            <w:r>
+              <w:rPr>
+                <w:b/>
+              </w:rPr>
+              <w:t>Function Description</w:t>
+            </w:r>
+          </w:p>
+        </w:tc>
       </w:tr>
       <w:tr>
         <w:tc>
@@ -523,29 +523,29 @@
           <w:p>
             <w:r/>
             <w:r>
+              <w:t>Identification and Permission Management</w:t>
+            </w:r>
+          </w:p>
+        </w:tc>
+        <w:tc>
+          <w:tcPr>
+            <w:tcW w:type="dxa" w:w="1872"/>
+          </w:tcPr>
+          <w:p>
+            <w:r/>
+            <w:r>
+              <w:t>Identification and Authentication</w:t>
+            </w:r>
+          </w:p>
+        </w:tc>
+        <w:tc>
+          <w:tcPr>
+            <w:tcW w:type="dxa" w:w="2059"/>
+          </w:tcPr>
+          <w:p>
+            <w:r/>
+            <w:r>
               <w:t>Application Access provide access interfaces with authentication and authorization control for the requests and responses related to the application’s functionality, including event logging and usage statistics.</w:t>
-            </w:r>
-          </w:p>
-        </w:tc>
-        <w:tc>
-          <w:tcPr>
-            <w:tcW w:type="dxa" w:w="2153"/>
-          </w:tcPr>
-          <w:p>
-            <w:r/>
-            <w:r>
-              <w:t>Identification and Permission Management</w:t>
-            </w:r>
-          </w:p>
-        </w:tc>
-        <w:tc>
-          <w:tcPr>
-            <w:tcW w:type="dxa" w:w="1778"/>
-          </w:tcPr>
-          <w:p>
-            <w:r/>
-            <w:r>
-              <w:t>Identification and Authentication</w:t>
             </w:r>
           </w:p>
         </w:tc>
@@ -580,29 +580,29 @@
           <w:p>
             <w:r/>
             <w:r>
+              <w:t>Identification and Permission Management</w:t>
+            </w:r>
+          </w:p>
+        </w:tc>
+        <w:tc>
+          <w:tcPr>
+            <w:tcW w:type="dxa" w:w="1872"/>
+          </w:tcPr>
+          <w:p>
+            <w:r/>
+            <w:r>
+              <w:t>Identification and Authentication</w:t>
+            </w:r>
+          </w:p>
+        </w:tc>
+        <w:tc>
+          <w:tcPr>
+            <w:tcW w:type="dxa" w:w="2059"/>
+          </w:tcPr>
+          <w:p>
+            <w:r/>
+            <w:r>
               <w:t>PKI and Digital Certificates Systems Integration provides integration to Public Key Infrastructure Systems that provides digital certificates, and the support to use public keys and digital certificates.</w:t>
-            </w:r>
-          </w:p>
-        </w:tc>
-        <w:tc>
-          <w:tcPr>
-            <w:tcW w:type="dxa" w:w="2153"/>
-          </w:tcPr>
-          <w:p>
-            <w:r/>
-            <w:r>
-              <w:t>Identification and Permission Management</w:t>
-            </w:r>
-          </w:p>
-        </w:tc>
-        <w:tc>
-          <w:tcPr>
-            <w:tcW w:type="dxa" w:w="1778"/>
-          </w:tcPr>
-          <w:p>
-            <w:r/>
-            <w:r>
-              <w:t>Identification and Authentication</w:t>
             </w:r>
           </w:p>
         </w:tc>
@@ -637,29 +637,29 @@
           <w:p>
             <w:r/>
             <w:r>
+              <w:t>Identification and Permission Management</w:t>
+            </w:r>
+          </w:p>
+        </w:tc>
+        <w:tc>
+          <w:tcPr>
+            <w:tcW w:type="dxa" w:w="1872"/>
+          </w:tcPr>
+          <w:p>
+            <w:r/>
+            <w:r>
+              <w:t>Identification and Authentication</w:t>
+            </w:r>
+          </w:p>
+        </w:tc>
+        <w:tc>
+          <w:tcPr>
+            <w:tcW w:type="dxa" w:w="2059"/>
+          </w:tcPr>
+          <w:p>
+            <w:r/>
+            <w:r>
               <w:t>Single Sign-On Access Control grant access in cooperation with central Authentication and Authorization functions to secure the most updated security.</w:t>
-            </w:r>
-          </w:p>
-        </w:tc>
-        <w:tc>
-          <w:tcPr>
-            <w:tcW w:type="dxa" w:w="2153"/>
-          </w:tcPr>
-          <w:p>
-            <w:r/>
-            <w:r>
-              <w:t>Identification and Permission Management</w:t>
-            </w:r>
-          </w:p>
-        </w:tc>
-        <w:tc>
-          <w:tcPr>
-            <w:tcW w:type="dxa" w:w="1778"/>
-          </w:tcPr>
-          <w:p>
-            <w:r/>
-            <w:r>
-              <w:t>Identification and Authentication</w:t>
             </w:r>
           </w:p>
         </w:tc>
@@ -694,29 +694,29 @@
           <w:p>
             <w:r/>
             <w:r>
+              <w:t>Identification and Permission Management</w:t>
+            </w:r>
+          </w:p>
+        </w:tc>
+        <w:tc>
+          <w:tcPr>
+            <w:tcW w:type="dxa" w:w="1872"/>
+          </w:tcPr>
+          <w:p>
+            <w:r/>
+            <w:r>
+              <w:t>Identification and Authentication</w:t>
+            </w:r>
+          </w:p>
+        </w:tc>
+        <w:tc>
+          <w:tcPr>
+            <w:tcW w:type="dxa" w:w="2059"/>
+          </w:tcPr>
+          <w:p>
+            <w:r/>
+            <w:r>
               <w:t>Identity Verification (aka authentication) establishes that an actor (i.e. a person or a resource) is who they purport to be using one or several credentials. / According to the reliability of the credentials used the authentication has a level of authentication such as a biometric credential (i.e. facial recognition or finger print) or multi-factor credential with a high level of authentication or a network credential with a low level of authentication. / Note: each permission specifies the minimum level of authentication required.</w:t>
-            </w:r>
-          </w:p>
-        </w:tc>
-        <w:tc>
-          <w:tcPr>
-            <w:tcW w:type="dxa" w:w="2153"/>
-          </w:tcPr>
-          <w:p>
-            <w:r/>
-            <w:r>
-              <w:t>Identification and Permission Management</w:t>
-            </w:r>
-          </w:p>
-        </w:tc>
-        <w:tc>
-          <w:tcPr>
-            <w:tcW w:type="dxa" w:w="1778"/>
-          </w:tcPr>
-          <w:p>
-            <w:r/>
-            <w:r>
-              <w:t>Identification and Authentication</w:t>
             </w:r>
           </w:p>
         </w:tc>
@@ -751,29 +751,29 @@
           <w:p>
             <w:r/>
             <w:r>
+              <w:t>Identification and Permission Management</w:t>
+            </w:r>
+          </w:p>
+        </w:tc>
+        <w:tc>
+          <w:tcPr>
+            <w:tcW w:type="dxa" w:w="1872"/>
+          </w:tcPr>
+          <w:p>
+            <w:r/>
+            <w:r>
+              <w:t>Digital Identity Management</w:t>
+            </w:r>
+          </w:p>
+        </w:tc>
+        <w:tc>
+          <w:tcPr>
+            <w:tcW w:type="dxa" w:w="2059"/>
+          </w:tcPr>
+          <w:p>
+            <w:r/>
+            <w:r>
               <w:t>Credentials Establishment creates and/or modifies credentials and associates them with the Digital Identity that will be using them. Credentials can include username/passcode combinations, biometrics, and physical and/or logical passkeys. / Note: A Digital Identity aims to enable identifying Party, Party Roles or Resource Roles.</w:t>
-            </w:r>
-          </w:p>
-        </w:tc>
-        <w:tc>
-          <w:tcPr>
-            <w:tcW w:type="dxa" w:w="2153"/>
-          </w:tcPr>
-          <w:p>
-            <w:r/>
-            <w:r>
-              <w:t>Identification and Permission Management</w:t>
-            </w:r>
-          </w:p>
-        </w:tc>
-        <w:tc>
-          <w:tcPr>
-            <w:tcW w:type="dxa" w:w="1778"/>
-          </w:tcPr>
-          <w:p>
-            <w:r/>
-            <w:r>
-              <w:t>Digital Identity Management</w:t>
             </w:r>
           </w:p>
         </w:tc>
@@ -808,29 +808,29 @@
           <w:p>
             <w:r/>
             <w:r>
+              <w:t>Identification and Permission Management</w:t>
+            </w:r>
+          </w:p>
+        </w:tc>
+        <w:tc>
+          <w:tcPr>
+            <w:tcW w:type="dxa" w:w="1872"/>
+          </w:tcPr>
+          <w:p>
+            <w:r/>
+            <w:r>
+              <w:t>Digital Identity Management</w:t>
+            </w:r>
+          </w:p>
+        </w:tc>
+        <w:tc>
+          <w:tcPr>
+            <w:tcW w:type="dxa" w:w="2059"/>
+          </w:tcPr>
+          <w:p>
+            <w:r/>
+            <w:r>
               <w:t>Credentials Query provides the ability to retrieve non-protected information about the Digital Identity of credentials or about the credentials themselves (e.g.name, photo, badge number, token ID, credentials valid dates, etc.).</w:t>
-            </w:r>
-          </w:p>
-        </w:tc>
-        <w:tc>
-          <w:tcPr>
-            <w:tcW w:type="dxa" w:w="2153"/>
-          </w:tcPr>
-          <w:p>
-            <w:r/>
-            <w:r>
-              <w:t>Identification and Permission Management</w:t>
-            </w:r>
-          </w:p>
-        </w:tc>
-        <w:tc>
-          <w:tcPr>
-            <w:tcW w:type="dxa" w:w="1778"/>
-          </w:tcPr>
-          <w:p>
-            <w:r/>
-            <w:r>
-              <w:t>Digital Identity Management</w:t>
             </w:r>
           </w:p>
         </w:tc>
@@ -971,7 +971,7 @@
         </w:tc>
         <w:tc>
           <w:tcPr>
-            <w:tcW w:type="dxa" w:w="2340"/>
+            <w:tcW w:type="dxa" w:w="1966"/>
           </w:tcPr>
           <w:p>
             <w:r/>
@@ -985,7 +985,7 @@
         </w:tc>
         <w:tc>
           <w:tcPr>
-            <w:tcW w:type="dxa" w:w="1778"/>
+            <w:tcW w:type="dxa" w:w="1498"/>
           </w:tcPr>
           <w:p>
             <w:r/>
@@ -999,7 +999,7 @@
         </w:tc>
         <w:tc>
           <w:tcPr>
-            <w:tcW w:type="dxa" w:w="1310"/>
+            <w:tcW w:type="dxa" w:w="1217"/>
           </w:tcPr>
           <w:p>
             <w:r/>
@@ -1013,7 +1013,7 @@
         </w:tc>
         <w:tc>
           <w:tcPr>
-            <w:tcW w:type="dxa" w:w="1498"/>
+            <w:tcW w:type="dxa" w:w="1310"/>
           </w:tcPr>
           <w:p>
             <w:r/>
@@ -1027,7 +1027,7 @@
         </w:tc>
         <w:tc>
           <w:tcPr>
-            <w:tcW w:type="dxa" w:w="1404"/>
+            <w:tcW w:type="dxa" w:w="2340"/>
           </w:tcPr>
           <w:p>
             <w:r/>
@@ -1054,86 +1054,56 @@
         </w:tc>
         <w:tc>
           <w:tcPr>
+            <w:tcW w:type="dxa" w:w="1966"/>
+          </w:tcPr>
+          <w:p>
+            <w:r/>
+            <w:r>
+              <w:t>Digital Identity Management API</w:t>
+            </w:r>
+          </w:p>
+        </w:tc>
+        <w:tc>
+          <w:tcPr>
+            <w:tcW w:type="dxa" w:w="1498"/>
+          </w:tcPr>
+          <w:p>
+            <w:r/>
+            <w:r>
+              <w:t>Mandatory</w:t>
+            </w:r>
+          </w:p>
+        </w:tc>
+        <w:tc>
+          <w:tcPr>
+            <w:tcW w:type="dxa" w:w="1217"/>
+          </w:tcPr>
+          <w:p>
+            <w:r/>
+            <w:r>
+              <w:t>4</w:t>
+            </w:r>
+          </w:p>
+        </w:tc>
+        <w:tc>
+          <w:tcPr>
+            <w:tcW w:type="dxa" w:w="1310"/>
+          </w:tcPr>
+          <w:p>
+            <w:r/>
+            <w:r>
+              <w:t>digitalIdentity</w:t>
+            </w:r>
+          </w:p>
+        </w:tc>
+        <w:tc>
+          <w:tcPr>
             <w:tcW w:type="dxa" w:w="2340"/>
           </w:tcPr>
           <w:p>
             <w:r/>
             <w:r>
-              <w:t>Digital Identity Management API</w:t>
-            </w:r>
-          </w:p>
-        </w:tc>
-        <w:tc>
-          <w:tcPr>
-            <w:tcW w:type="dxa" w:w="1778"/>
-          </w:tcPr>
-          <w:p>
-            <w:r/>
-            <w:r>
-              <w:t>Mandatory</w:t>
-            </w:r>
-          </w:p>
-        </w:tc>
-        <w:tc>
-          <w:tcPr>
-            <w:tcW w:type="dxa" w:w="1310"/>
-          </w:tcPr>
-          <w:p>
-            <w:r/>
-            <w:r>
-              <w:t>4</w:t>
-            </w:r>
-          </w:p>
-        </w:tc>
-        <w:tc>
-          <w:tcPr>
-            <w:tcW w:type="dxa" w:w="1498"/>
-          </w:tcPr>
-          <w:p>
-            <w:r/>
-            <w:r>
-              <w:t>digitalIdentity</w:t>
-            </w:r>
-            <w:r>
-              <w:br/>
-            </w:r>
-            <w:r>
-              <w:t>roles</w:t>
-            </w:r>
-          </w:p>
-        </w:tc>
-        <w:tc>
-          <w:tcPr>
-            <w:tcW w:type="dxa" w:w="1404"/>
-          </w:tcPr>
-          <w:p>
-            <w:r/>
-            <w:r>
-              <w:t>GET</w:t>
-            </w:r>
-            <w:r>
-              <w:br/>
-            </w:r>
-            <w:r>
-              <w:t>GET /id</w:t>
-            </w:r>
-            <w:r>
-              <w:br/>
-            </w:r>
-            <w:r>
-              <w:t>POST</w:t>
-            </w:r>
-            <w:r>
-              <w:br/>
-            </w:r>
-            <w:r>
-              <w:t>PATCH /id</w:t>
-            </w:r>
-            <w:r>
-              <w:br/>
-            </w:r>
-            <w:r>
-              <w:t>DELETE /id</w:t>
+              <w:t>GET, GET /id, POST, PATCH /id, DELETE /id</w:t>
             </w:r>
           </w:p>
         </w:tc>
@@ -1146,24 +1116,160 @@
           <w:p>
             <w:r/>
             <w:r>
+              <w:t>TMF720</w:t>
+            </w:r>
+          </w:p>
+        </w:tc>
+        <w:tc>
+          <w:tcPr>
+            <w:tcW w:type="dxa" w:w="1966"/>
+          </w:tcPr>
+          <w:p>
+            <w:r/>
+            <w:r>
+              <w:t>Digital Identity Management API</w:t>
+            </w:r>
+          </w:p>
+        </w:tc>
+        <w:tc>
+          <w:tcPr>
+            <w:tcW w:type="dxa" w:w="1498"/>
+          </w:tcPr>
+          <w:p>
+            <w:r/>
+            <w:r>
+              <w:t>Mandatory</w:t>
+            </w:r>
+          </w:p>
+        </w:tc>
+        <w:tc>
+          <w:tcPr>
+            <w:tcW w:type="dxa" w:w="1217"/>
+          </w:tcPr>
+          <w:p>
+            <w:r/>
+            <w:r>
+              <w:t>4</w:t>
+            </w:r>
+          </w:p>
+        </w:tc>
+        <w:tc>
+          <w:tcPr>
+            <w:tcW w:type="dxa" w:w="1310"/>
+          </w:tcPr>
+          <w:p>
+            <w:r/>
+            <w:r>
+              <w:t>roles</w:t>
+            </w:r>
+          </w:p>
+        </w:tc>
+        <w:tc>
+          <w:tcPr>
+            <w:tcW w:type="dxa" w:w="2340"/>
+          </w:tcPr>
+          <w:p>
+            <w:r/>
+            <w:r>
+              <w:t>GET, GET /id, POST, PATCH /id, DELETE /id</w:t>
+            </w:r>
+          </w:p>
+        </w:tc>
+      </w:tr>
+      <w:tr>
+        <w:tc>
+          <w:tcPr>
+            <w:tcW w:type="dxa" w:w="1030"/>
+          </w:tcPr>
+          <w:p>
+            <w:r/>
+            <w:r>
               <w:t>TMF701</w:t>
             </w:r>
           </w:p>
         </w:tc>
         <w:tc>
           <w:tcPr>
+            <w:tcW w:type="dxa" w:w="1966"/>
+          </w:tcPr>
+          <w:p>
+            <w:r/>
+            <w:r>
+              <w:t>UNRESOLVED-TMF701</w:t>
+            </w:r>
+          </w:p>
+        </w:tc>
+        <w:tc>
+          <w:tcPr>
+            <w:tcW w:type="dxa" w:w="1498"/>
+          </w:tcPr>
+          <w:p>
+            <w:r/>
+            <w:r>
+              <w:t>Optional</w:t>
+            </w:r>
+          </w:p>
+        </w:tc>
+        <w:tc>
+          <w:tcPr>
+            <w:tcW w:type="dxa" w:w="1217"/>
+          </w:tcPr>
+          <w:p>
+            <w:r/>
+            <w:r>
+              <w:t>4</w:t>
+            </w:r>
+          </w:p>
+        </w:tc>
+        <w:tc>
+          <w:tcPr>
+            <w:tcW w:type="dxa" w:w="1310"/>
+          </w:tcPr>
+          <w:p>
+            <w:r/>
+            <w:r>
+              <w:t>processFlow</w:t>
+            </w:r>
+          </w:p>
+        </w:tc>
+        <w:tc>
+          <w:tcPr>
             <w:tcW w:type="dxa" w:w="2340"/>
           </w:tcPr>
           <w:p>
             <w:r/>
             <w:r>
-              <w:t>Process Flow Management API</w:t>
-            </w:r>
-          </w:p>
-        </w:tc>
-        <w:tc>
-          <w:tcPr>
-            <w:tcW w:type="dxa" w:w="1778"/>
+              <w:t>GET, GET /id, POST, DELETE /id</w:t>
+            </w:r>
+          </w:p>
+        </w:tc>
+      </w:tr>
+      <w:tr>
+        <w:tc>
+          <w:tcPr>
+            <w:tcW w:type="dxa" w:w="1030"/>
+          </w:tcPr>
+          <w:p>
+            <w:r/>
+            <w:r>
+              <w:t>TMF701</w:t>
+            </w:r>
+          </w:p>
+        </w:tc>
+        <w:tc>
+          <w:tcPr>
+            <w:tcW w:type="dxa" w:w="1966"/>
+          </w:tcPr>
+          <w:p>
+            <w:r/>
+            <w:r>
+              <w:t>UNRESOLVED-TMF701</w:t>
+            </w:r>
+          </w:p>
+        </w:tc>
+        <w:tc>
+          <w:tcPr>
+            <w:tcW w:type="dxa" w:w="1498"/>
           </w:tcPr>
           <w:p>
             <w:r/>
@@ -1174,64 +1280,34 @@
         </w:tc>
         <w:tc>
           <w:tcPr>
+            <w:tcW w:type="dxa" w:w="1217"/>
+          </w:tcPr>
+          <w:p>
+            <w:r/>
+            <w:r>
+              <w:t>4</w:t>
+            </w:r>
+          </w:p>
+        </w:tc>
+        <w:tc>
+          <w:tcPr>
             <w:tcW w:type="dxa" w:w="1310"/>
           </w:tcPr>
           <w:p>
             <w:r/>
             <w:r>
-              <w:t>4</w:t>
-            </w:r>
-          </w:p>
-        </w:tc>
-        <w:tc>
-          <w:tcPr>
-            <w:tcW w:type="dxa" w:w="1498"/>
-          </w:tcPr>
-          <w:p>
-            <w:r/>
-            <w:r>
-              <w:t>processFlow</w:t>
-            </w:r>
-            <w:r>
-              <w:br/>
-            </w:r>
-            <w:r>
               <w:t>taskFlow</w:t>
             </w:r>
           </w:p>
         </w:tc>
         <w:tc>
           <w:tcPr>
-            <w:tcW w:type="dxa" w:w="1404"/>
-          </w:tcPr>
-          <w:p>
-            <w:r/>
-            <w:r>
-              <w:t>GET</w:t>
-            </w:r>
-            <w:r>
-              <w:br/>
-            </w:r>
-            <w:r>
-              <w:t>GET /id</w:t>
-            </w:r>
-            <w:r>
-              <w:br/>
-            </w:r>
-            <w:r>
-              <w:t>POST</w:t>
-            </w:r>
-            <w:r>
-              <w:br/>
-            </w:r>
-            <w:r>
-              <w:t>DELETE /id</w:t>
-            </w:r>
-            <w:r>
-              <w:br/>
-            </w:r>
-            <w:r>
-              <w:t>PATCH /id</w:t>
+            <w:tcW w:type="dxa" w:w="2340"/>
+          </w:tcPr>
+          <w:p>
+            <w:r/>
+            <w:r>
+              <w:t>GET, GET /id, PATCH /id</w:t>
             </w:r>
           </w:p>
         </w:tc>
@@ -1319,7 +1395,7 @@
         </w:trPr>
         <w:tc>
           <w:tcPr>
-            <w:tcW w:type="dxa" w:w="1123"/>
+            <w:tcW w:type="dxa" w:w="1030"/>
           </w:tcPr>
           <w:p>
             <w:r/>
@@ -1333,7 +1409,7 @@
         </w:tc>
         <w:tc>
           <w:tcPr>
-            <w:tcW w:type="dxa" w:w="2246"/>
+            <w:tcW w:type="dxa" w:w="1966"/>
           </w:tcPr>
           <w:p>
             <w:r/>
@@ -1347,7 +1423,7 @@
         </w:tc>
         <w:tc>
           <w:tcPr>
-            <w:tcW w:type="dxa" w:w="1404"/>
+            <w:tcW w:type="dxa" w:w="1310"/>
           </w:tcPr>
           <w:p>
             <w:r/>
@@ -1361,7 +1437,7 @@
         </w:tc>
         <w:tc>
           <w:tcPr>
-            <w:tcW w:type="dxa" w:w="1872"/>
+            <w:tcW w:type="dxa" w:w="1685"/>
           </w:tcPr>
           <w:p>
             <w:r/>
@@ -1375,7 +1451,7 @@
         </w:tc>
         <w:tc>
           <w:tcPr>
-            <w:tcW w:type="dxa" w:w="1404"/>
+            <w:tcW w:type="dxa" w:w="1310"/>
           </w:tcPr>
           <w:p>
             <w:r/>
@@ -1389,7 +1465,7 @@
         </w:tc>
         <w:tc>
           <w:tcPr>
-            <w:tcW w:type="dxa" w:w="1310"/>
+            <w:tcW w:type="dxa" w:w="2059"/>
           </w:tcPr>
           <w:p>
             <w:r/>
@@ -1405,7 +1481,7 @@
       <w:tr>
         <w:tc>
           <w:tcPr>
-            <w:tcW w:type="dxa" w:w="1123"/>
+            <w:tcW w:type="dxa" w:w="1030"/>
           </w:tcPr>
           <w:p>
             <w:r/>
@@ -1416,7 +1492,7 @@
         </w:tc>
         <w:tc>
           <w:tcPr>
-            <w:tcW w:type="dxa" w:w="2246"/>
+            <w:tcW w:type="dxa" w:w="1966"/>
           </w:tcPr>
           <w:p>
             <w:r/>
@@ -1427,7 +1503,7 @@
         </w:tc>
         <w:tc>
           <w:tcPr>
-            <w:tcW w:type="dxa" w:w="1404"/>
+            <w:tcW w:type="dxa" w:w="1310"/>
           </w:tcPr>
           <w:p>
             <w:r/>
@@ -1438,7 +1514,7 @@
         </w:tc>
         <w:tc>
           <w:tcPr>
-            <w:tcW w:type="dxa" w:w="1872"/>
+            <w:tcW w:type="dxa" w:w="1685"/>
           </w:tcPr>
           <w:p>
             <w:r/>
@@ -1449,35 +1525,23 @@
         </w:tc>
         <w:tc>
           <w:tcPr>
-            <w:tcW w:type="dxa" w:w="1404"/>
+            <w:tcW w:type="dxa" w:w="1310"/>
           </w:tcPr>
           <w:p>
             <w:r/>
             <w:r>
               <w:t>individual</w:t>
             </w:r>
-            <w:r>
-              <w:br/>
-            </w:r>
-            <w:r>
-              <w:t>organization</w:t>
-            </w:r>
-          </w:p>
-        </w:tc>
-        <w:tc>
-          <w:tcPr>
-            <w:tcW w:type="dxa" w:w="1310"/>
-          </w:tcPr>
-          <w:p>
-            <w:r/>
-            <w:r>
-              <w:t>GET</w:t>
-            </w:r>
-            <w:r>
-              <w:br/>
-            </w:r>
-            <w:r>
-              <w:t>GET /id</w:t>
+          </w:p>
+        </w:tc>
+        <w:tc>
+          <w:tcPr>
+            <w:tcW w:type="dxa" w:w="2059"/>
+          </w:tcPr>
+          <w:p>
+            <w:r/>
+            <w:r>
+              <w:t>GET, GET /id</w:t>
             </w:r>
           </w:p>
         </w:tc>
@@ -1485,7 +1549,7 @@
       <w:tr>
         <w:tc>
           <w:tcPr>
-            <w:tcW w:type="dxa" w:w="1123"/>
+            <w:tcW w:type="dxa" w:w="1030"/>
           </w:tcPr>
           <w:p>
             <w:r/>
@@ -1496,7 +1560,7 @@
         </w:tc>
         <w:tc>
           <w:tcPr>
-            <w:tcW w:type="dxa" w:w="2246"/>
+            <w:tcW w:type="dxa" w:w="1966"/>
           </w:tcPr>
           <w:p>
             <w:r/>
@@ -1507,18 +1571,18 @@
         </w:tc>
         <w:tc>
           <w:tcPr>
-            <w:tcW w:type="dxa" w:w="1404"/>
-          </w:tcPr>
-          <w:p>
-            <w:r/>
-            <w:r>
-              <w:t>4</w:t>
-            </w:r>
-          </w:p>
-        </w:tc>
-        <w:tc>
-          <w:tcPr>
-            <w:tcW w:type="dxa" w:w="1872"/>
+            <w:tcW w:type="dxa" w:w="1310"/>
+          </w:tcPr>
+          <w:p>
+            <w:r/>
+            <w:r>
+              <w:t>5</w:t>
+            </w:r>
+          </w:p>
+        </w:tc>
+        <w:tc>
+          <w:tcPr>
+            <w:tcW w:type="dxa" w:w="1685"/>
           </w:tcPr>
           <w:p>
             <w:r/>
@@ -1529,16 +1593,10 @@
         </w:tc>
         <w:tc>
           <w:tcPr>
-            <w:tcW w:type="dxa" w:w="1404"/>
-          </w:tcPr>
-          <w:p>
-            <w:r/>
-            <w:r>
-              <w:t>individual</w:t>
-            </w:r>
-            <w:r>
-              <w:br/>
-            </w:r>
+            <w:tcW w:type="dxa" w:w="1310"/>
+          </w:tcPr>
+          <w:p>
+            <w:r/>
             <w:r>
               <w:t>organization</w:t>
             </w:r>
@@ -1546,18 +1604,12 @@
         </w:tc>
         <w:tc>
           <w:tcPr>
-            <w:tcW w:type="dxa" w:w="1310"/>
-          </w:tcPr>
-          <w:p>
-            <w:r/>
-            <w:r>
-              <w:t>GET</w:t>
-            </w:r>
-            <w:r>
-              <w:br/>
-            </w:r>
-            <w:r>
-              <w:t>GET /id</w:t>
+            <w:tcW w:type="dxa" w:w="2059"/>
+          </w:tcPr>
+          <w:p>
+            <w:r/>
+            <w:r>
+              <w:t>GET, GET /id</w:t>
             </w:r>
           </w:p>
         </w:tc>
@@ -1565,40 +1617,40 @@
       <w:tr>
         <w:tc>
           <w:tcPr>
-            <w:tcW w:type="dxa" w:w="1123"/>
-          </w:tcPr>
-          <w:p>
-            <w:r/>
-            <w:r>
-              <w:t>TMF669</w:t>
-            </w:r>
-          </w:p>
-        </w:tc>
-        <w:tc>
-          <w:tcPr>
-            <w:tcW w:type="dxa" w:w="2246"/>
-          </w:tcPr>
-          <w:p>
-            <w:r/>
-            <w:r>
-              <w:t>Party Role Management API</w:t>
-            </w:r>
-          </w:p>
-        </w:tc>
-        <w:tc>
-          <w:tcPr>
-            <w:tcW w:type="dxa" w:w="1404"/>
-          </w:tcPr>
-          <w:p>
-            <w:r/>
-            <w:r>
-              <w:t>5</w:t>
-            </w:r>
-          </w:p>
-        </w:tc>
-        <w:tc>
-          <w:tcPr>
-            <w:tcW w:type="dxa" w:w="1872"/>
+            <w:tcW w:type="dxa" w:w="1030"/>
+          </w:tcPr>
+          <w:p>
+            <w:r/>
+            <w:r>
+              <w:t>TMF632</w:t>
+            </w:r>
+          </w:p>
+        </w:tc>
+        <w:tc>
+          <w:tcPr>
+            <w:tcW w:type="dxa" w:w="1966"/>
+          </w:tcPr>
+          <w:p>
+            <w:r/>
+            <w:r>
+              <w:t>Party Management API</w:t>
+            </w:r>
+          </w:p>
+        </w:tc>
+        <w:tc>
+          <w:tcPr>
+            <w:tcW w:type="dxa" w:w="1310"/>
+          </w:tcPr>
+          <w:p>
+            <w:r/>
+            <w:r>
+              <w:t>4</w:t>
+            </w:r>
+          </w:p>
+        </w:tc>
+        <w:tc>
+          <w:tcPr>
+            <w:tcW w:type="dxa" w:w="1685"/>
           </w:tcPr>
           <w:p>
             <w:r/>
@@ -1609,23 +1661,23 @@
         </w:tc>
         <w:tc>
           <w:tcPr>
-            <w:tcW w:type="dxa" w:w="1404"/>
-          </w:tcPr>
-          <w:p>
-            <w:r/>
-            <w:r>
-              <w:t>partyRole</w:t>
-            </w:r>
-          </w:p>
-        </w:tc>
-        <w:tc>
-          <w:tcPr>
             <w:tcW w:type="dxa" w:w="1310"/>
           </w:tcPr>
           <w:p>
             <w:r/>
             <w:r>
-              <w:t>POST</w:t>
+              <w:t>individual</w:t>
+            </w:r>
+          </w:p>
+        </w:tc>
+        <w:tc>
+          <w:tcPr>
+            <w:tcW w:type="dxa" w:w="2059"/>
+          </w:tcPr>
+          <w:p>
+            <w:r/>
+            <w:r>
+              <w:t>GET, GET /id</w:t>
             </w:r>
           </w:p>
         </w:tc>
@@ -1633,29 +1685,29 @@
       <w:tr>
         <w:tc>
           <w:tcPr>
-            <w:tcW w:type="dxa" w:w="1123"/>
-          </w:tcPr>
-          <w:p>
-            <w:r/>
-            <w:r>
-              <w:t>TMF669</w:t>
-            </w:r>
-          </w:p>
-        </w:tc>
-        <w:tc>
-          <w:tcPr>
-            <w:tcW w:type="dxa" w:w="2246"/>
-          </w:tcPr>
-          <w:p>
-            <w:r/>
-            <w:r>
-              <w:t>Party Role Management API</w:t>
-            </w:r>
-          </w:p>
-        </w:tc>
-        <w:tc>
-          <w:tcPr>
-            <w:tcW w:type="dxa" w:w="1404"/>
+            <w:tcW w:type="dxa" w:w="1030"/>
+          </w:tcPr>
+          <w:p>
+            <w:r/>
+            <w:r>
+              <w:t>TMF632</w:t>
+            </w:r>
+          </w:p>
+        </w:tc>
+        <w:tc>
+          <w:tcPr>
+            <w:tcW w:type="dxa" w:w="1966"/>
+          </w:tcPr>
+          <w:p>
+            <w:r/>
+            <w:r>
+              <w:t>Party Management API</w:t>
+            </w:r>
+          </w:p>
+        </w:tc>
+        <w:tc>
+          <w:tcPr>
+            <w:tcW w:type="dxa" w:w="1310"/>
           </w:tcPr>
           <w:p>
             <w:r/>
@@ -1666,7 +1718,7 @@
         </w:tc>
         <w:tc>
           <w:tcPr>
-            <w:tcW w:type="dxa" w:w="1872"/>
+            <w:tcW w:type="dxa" w:w="1685"/>
           </w:tcPr>
           <w:p>
             <w:r/>
@@ -1677,23 +1729,23 @@
         </w:tc>
         <w:tc>
           <w:tcPr>
-            <w:tcW w:type="dxa" w:w="1404"/>
-          </w:tcPr>
-          <w:p>
-            <w:r/>
-            <w:r>
-              <w:t>partyRole</w:t>
-            </w:r>
-          </w:p>
-        </w:tc>
-        <w:tc>
-          <w:tcPr>
             <w:tcW w:type="dxa" w:w="1310"/>
           </w:tcPr>
           <w:p>
             <w:r/>
             <w:r>
-              <w:t>POST</w:t>
+              <w:t>organization</w:t>
+            </w:r>
+          </w:p>
+        </w:tc>
+        <w:tc>
+          <w:tcPr>
+            <w:tcW w:type="dxa" w:w="2059"/>
+          </w:tcPr>
+          <w:p>
+            <w:r/>
+            <w:r>
+              <w:t>GET, GET /id</w:t>
             </w:r>
           </w:p>
         </w:tc>
@@ -1701,7 +1753,143 @@
       <w:tr>
         <w:tc>
           <w:tcPr>
-            <w:tcW w:type="dxa" w:w="1123"/>
+            <w:tcW w:type="dxa" w:w="1030"/>
+          </w:tcPr>
+          <w:p>
+            <w:r/>
+            <w:r>
+              <w:t>TMF669</w:t>
+            </w:r>
+          </w:p>
+        </w:tc>
+        <w:tc>
+          <w:tcPr>
+            <w:tcW w:type="dxa" w:w="1966"/>
+          </w:tcPr>
+          <w:p>
+            <w:r/>
+            <w:r>
+              <w:t>Party Role Management API</w:t>
+            </w:r>
+          </w:p>
+        </w:tc>
+        <w:tc>
+          <w:tcPr>
+            <w:tcW w:type="dxa" w:w="1310"/>
+          </w:tcPr>
+          <w:p>
+            <w:r/>
+            <w:r>
+              <w:t>5</w:t>
+            </w:r>
+          </w:p>
+        </w:tc>
+        <w:tc>
+          <w:tcPr>
+            <w:tcW w:type="dxa" w:w="1685"/>
+          </w:tcPr>
+          <w:p>
+            <w:r/>
+            <w:r>
+              <w:t>Mandatory</w:t>
+            </w:r>
+          </w:p>
+        </w:tc>
+        <w:tc>
+          <w:tcPr>
+            <w:tcW w:type="dxa" w:w="1310"/>
+          </w:tcPr>
+          <w:p>
+            <w:r/>
+            <w:r>
+              <w:t>partyRole</w:t>
+            </w:r>
+          </w:p>
+        </w:tc>
+        <w:tc>
+          <w:tcPr>
+            <w:tcW w:type="dxa" w:w="2059"/>
+          </w:tcPr>
+          <w:p>
+            <w:r/>
+            <w:r>
+              <w:t>POST</w:t>
+            </w:r>
+          </w:p>
+        </w:tc>
+      </w:tr>
+      <w:tr>
+        <w:tc>
+          <w:tcPr>
+            <w:tcW w:type="dxa" w:w="1030"/>
+          </w:tcPr>
+          <w:p>
+            <w:r/>
+            <w:r>
+              <w:t>TMF669</w:t>
+            </w:r>
+          </w:p>
+        </w:tc>
+        <w:tc>
+          <w:tcPr>
+            <w:tcW w:type="dxa" w:w="1966"/>
+          </w:tcPr>
+          <w:p>
+            <w:r/>
+            <w:r>
+              <w:t>Party Role Management API</w:t>
+            </w:r>
+          </w:p>
+        </w:tc>
+        <w:tc>
+          <w:tcPr>
+            <w:tcW w:type="dxa" w:w="1310"/>
+          </w:tcPr>
+          <w:p>
+            <w:r/>
+            <w:r>
+              <w:t>4</w:t>
+            </w:r>
+          </w:p>
+        </w:tc>
+        <w:tc>
+          <w:tcPr>
+            <w:tcW w:type="dxa" w:w="1685"/>
+          </w:tcPr>
+          <w:p>
+            <w:r/>
+            <w:r>
+              <w:t>Mandatory</w:t>
+            </w:r>
+          </w:p>
+        </w:tc>
+        <w:tc>
+          <w:tcPr>
+            <w:tcW w:type="dxa" w:w="1310"/>
+          </w:tcPr>
+          <w:p>
+            <w:r/>
+            <w:r>
+              <w:t>partyRole</w:t>
+            </w:r>
+          </w:p>
+        </w:tc>
+        <w:tc>
+          <w:tcPr>
+            <w:tcW w:type="dxa" w:w="2059"/>
+          </w:tcPr>
+          <w:p>
+            <w:r/>
+            <w:r>
+              <w:t>POST</w:t>
+            </w:r>
+          </w:p>
+        </w:tc>
+      </w:tr>
+      <w:tr>
+        <w:tc>
+          <w:tcPr>
+            <w:tcW w:type="dxa" w:w="1030"/>
           </w:tcPr>
           <w:p>
             <w:r/>
@@ -1712,18 +1900,18 @@
         </w:tc>
         <w:tc>
           <w:tcPr>
-            <w:tcW w:type="dxa" w:w="2246"/>
-          </w:tcPr>
-          <w:p>
-            <w:r/>
-            <w:r>
-              <w:t>Process Flow Management API</w:t>
-            </w:r>
-          </w:p>
-        </w:tc>
-        <w:tc>
-          <w:tcPr>
-            <w:tcW w:type="dxa" w:w="1404"/>
+            <w:tcW w:type="dxa" w:w="1966"/>
+          </w:tcPr>
+          <w:p>
+            <w:r/>
+            <w:r>
+              <w:t>UNRESOLVED-TMF701</w:t>
+            </w:r>
+          </w:p>
+        </w:tc>
+        <w:tc>
+          <w:tcPr>
+            <w:tcW w:type="dxa" w:w="1310"/>
           </w:tcPr>
           <w:p>
             <w:r/>
@@ -1734,7 +1922,7 @@
         </w:tc>
         <w:tc>
           <w:tcPr>
-            <w:tcW w:type="dxa" w:w="1872"/>
+            <w:tcW w:type="dxa" w:w="1685"/>
           </w:tcPr>
           <w:p>
             <w:r/>
@@ -1745,16 +1933,78 @@
         </w:tc>
         <w:tc>
           <w:tcPr>
-            <w:tcW w:type="dxa" w:w="1404"/>
+            <w:tcW w:type="dxa" w:w="1310"/>
           </w:tcPr>
           <w:p>
             <w:r/>
             <w:r>
               <w:t>processFlow</w:t>
             </w:r>
-            <w:r>
-              <w:br/>
-            </w:r>
+          </w:p>
+        </w:tc>
+        <w:tc>
+          <w:tcPr>
+            <w:tcW w:type="dxa" w:w="2059"/>
+          </w:tcPr>
+          <w:p>
+            <w:r/>
+            <w:r>
+              <w:t>POST, GET, GET /id, DELETE</w:t>
+            </w:r>
+          </w:p>
+        </w:tc>
+      </w:tr>
+      <w:tr>
+        <w:tc>
+          <w:tcPr>
+            <w:tcW w:type="dxa" w:w="1030"/>
+          </w:tcPr>
+          <w:p>
+            <w:r/>
+            <w:r>
+              <w:t>TMF701</w:t>
+            </w:r>
+          </w:p>
+        </w:tc>
+        <w:tc>
+          <w:tcPr>
+            <w:tcW w:type="dxa" w:w="1966"/>
+          </w:tcPr>
+          <w:p>
+            <w:r/>
+            <w:r>
+              <w:t>UNRESOLVED-TMF701</w:t>
+            </w:r>
+          </w:p>
+        </w:tc>
+        <w:tc>
+          <w:tcPr>
+            <w:tcW w:type="dxa" w:w="1310"/>
+          </w:tcPr>
+          <w:p>
+            <w:r/>
+            <w:r>
+              <w:t>4</w:t>
+            </w:r>
+          </w:p>
+        </w:tc>
+        <w:tc>
+          <w:tcPr>
+            <w:tcW w:type="dxa" w:w="1685"/>
+          </w:tcPr>
+          <w:p>
+            <w:r/>
+            <w:r>
+              <w:t>Optional</w:t>
+            </w:r>
+          </w:p>
+        </w:tc>
+        <w:tc>
+          <w:tcPr>
+            <w:tcW w:type="dxa" w:w="1310"/>
+          </w:tcPr>
+          <w:p>
+            <w:r/>
             <w:r>
               <w:t>taskFlow</w:t>
             </w:r>
@@ -1762,36 +2012,12 @@
         </w:tc>
         <w:tc>
           <w:tcPr>
-            <w:tcW w:type="dxa" w:w="1310"/>
-          </w:tcPr>
-          <w:p>
-            <w:r/>
-            <w:r>
-              <w:t>POST</w:t>
-            </w:r>
-            <w:r>
-              <w:br/>
-            </w:r>
-            <w:r>
-              <w:t>GET</w:t>
-            </w:r>
-            <w:r>
-              <w:br/>
-            </w:r>
-            <w:r>
-              <w:t>GET /id</w:t>
-            </w:r>
-            <w:r>
-              <w:br/>
-            </w:r>
-            <w:r>
-              <w:t>DELETE</w:t>
-            </w:r>
-            <w:r>
-              <w:br/>
-            </w:r>
-            <w:r>
-              <w:t>PATCH</w:t>
+            <w:tcW w:type="dxa" w:w="2059"/>
+          </w:tcPr>
+          <w:p>
+            <w:r/>
+            <w:r>
+              <w:t>PATCH, GET, GET /id</w:t>
             </w:r>
           </w:p>
         </w:tc>
@@ -1802,7 +2028,7 @@
       <w:r>
         <w:drawing>
           <wp:inline xmlns:a="http://schemas.openxmlformats.org/drawingml/2006/main" xmlns:pic="http://schemas.openxmlformats.org/drawingml/2006/picture">
-            <wp:extent cx="5394960" cy="2393040"/>
+            <wp:extent cx="5394960" cy="2431329"/>
             <wp:docPr id="3" name="Picture 3"/>
             <wp:cNvGraphicFramePr>
               <a:graphicFrameLocks noChangeAspect="1"/>
@@ -1823,7 +2049,7 @@
                   <pic:spPr>
                     <a:xfrm>
                       <a:off x="0" y="0"/>
-                      <a:ext cx="5394960" cy="2393040"/>
+                      <a:ext cx="5394960" cy="2431329"/>
                     </a:xfrm>
                     <a:prstGeom prst="rect"/>
                   </pic:spPr>

--- a/specifications/TMFC020-DigitalIdentityManagement/Diagrams/TMFC020_Digital_Identity_Management.docx
+++ b/specifications/TMFC020-DigitalIdentityManagement/Diagrams/TMFC020_Digital_Identity_Management.docx
@@ -155,6 +155,9 @@
         </w:tc>
       </w:tr>
       <w:tr>
+        <w:trPr>
+          <w:cantSplit/>
+        </w:trPr>
         <w:tc>
           <w:tcPr>
             <w:tcW w:type="dxa" w:w="2621"/>
@@ -287,7 +290,7 @@
         </w:trPr>
         <w:tc>
           <w:tcPr>
-            <w:tcW w:type="dxa" w:w="1685"/>
+            <w:tcW w:type="dxa" w:w="1872"/>
           </w:tcPr>
           <w:p>
             <w:r/>
@@ -301,7 +304,7 @@
         </w:tc>
         <w:tc>
           <w:tcPr>
-            <w:tcW w:type="dxa" w:w="3089"/>
+            <w:tcW w:type="dxa" w:w="2995"/>
           </w:tcPr>
           <w:p>
             <w:r/>
@@ -329,7 +332,7 @@
         </w:tc>
         <w:tc>
           <w:tcPr>
-            <w:tcW w:type="dxa" w:w="2340"/>
+            <w:tcW w:type="dxa" w:w="2246"/>
           </w:tcPr>
           <w:p>
             <w:r/>
@@ -343,20 +346,23 @@
         </w:tc>
       </w:tr>
       <w:tr>
-        <w:tc>
-          <w:tcPr>
-            <w:tcW w:type="dxa" w:w="1685"/>
-          </w:tcPr>
-          <w:p>
-            <w:r/>
-            <w:r>
-              <w:t>Digital Identity</w:t>
-            </w:r>
-          </w:p>
-        </w:tc>
-        <w:tc>
-          <w:tcPr>
-            <w:tcW w:type="dxa" w:w="3089"/>
+        <w:trPr>
+          <w:cantSplit/>
+        </w:trPr>
+        <w:tc>
+          <w:tcPr>
+            <w:tcW w:type="dxa" w:w="1872"/>
+          </w:tcPr>
+          <w:p>
+            <w:r/>
+            <w:r>
+              <w:t>Digital Identity ABE</w:t>
+            </w:r>
+          </w:p>
+        </w:tc>
+        <w:tc>
+          <w:tcPr>
+            <w:tcW w:type="dxa" w:w="2995"/>
           </w:tcPr>
           <w:p>
             <w:r/>
@@ -376,7 +382,7 @@
         </w:tc>
         <w:tc>
           <w:tcPr>
-            <w:tcW w:type="dxa" w:w="2340"/>
+            <w:tcW w:type="dxa" w:w="2246"/>
           </w:tcPr>
           <w:p>
             <w:r/>
@@ -460,7 +466,7 @@
               <w:rPr>
                 <w:b/>
               </w:rPr>
-              <w:t>Aggregate Function Level 1</w:t>
+              <w:t>Aggregate Function L1</w:t>
             </w:r>
           </w:p>
         </w:tc>
@@ -474,7 +480,7 @@
               <w:rPr>
                 <w:b/>
               </w:rPr>
-              <w:t>Aggregate Function Level 2</w:t>
+              <w:t>Aggregate Function L2</w:t>
             </w:r>
           </w:p>
         </w:tc>
@@ -494,6 +500,9 @@
         </w:tc>
       </w:tr>
       <w:tr>
+        <w:trPr>
+          <w:cantSplit/>
+        </w:trPr>
         <w:tc>
           <w:tcPr>
             <w:tcW w:type="dxa" w:w="1123"/>
@@ -551,6 +560,9 @@
         </w:tc>
       </w:tr>
       <w:tr>
+        <w:trPr>
+          <w:cantSplit/>
+        </w:trPr>
         <w:tc>
           <w:tcPr>
             <w:tcW w:type="dxa" w:w="1123"/>
@@ -608,6 +620,9 @@
         </w:tc>
       </w:tr>
       <w:tr>
+        <w:trPr>
+          <w:cantSplit/>
+        </w:trPr>
         <w:tc>
           <w:tcPr>
             <w:tcW w:type="dxa" w:w="1123"/>
@@ -665,6 +680,9 @@
         </w:tc>
       </w:tr>
       <w:tr>
+        <w:trPr>
+          <w:cantSplit/>
+        </w:trPr>
         <w:tc>
           <w:tcPr>
             <w:tcW w:type="dxa" w:w="1123"/>
@@ -722,6 +740,9 @@
         </w:tc>
       </w:tr>
       <w:tr>
+        <w:trPr>
+          <w:cantSplit/>
+        </w:trPr>
         <w:tc>
           <w:tcPr>
             <w:tcW w:type="dxa" w:w="1123"/>
@@ -779,6 +800,9 @@
         </w:tc>
       </w:tr>
       <w:tr>
+        <w:trPr>
+          <w:cantSplit/>
+        </w:trPr>
         <w:tc>
           <w:tcPr>
             <w:tcW w:type="dxa" w:w="1123"/>
@@ -1041,6 +1065,9 @@
         </w:tc>
       </w:tr>
       <w:tr>
+        <w:trPr>
+          <w:cantSplit/>
+        </w:trPr>
         <w:tc>
           <w:tcPr>
             <w:tcW w:type="dxa" w:w="1030"/>
@@ -1109,6 +1136,9 @@
         </w:tc>
       </w:tr>
       <w:tr>
+        <w:trPr>
+          <w:cantSplit/>
+        </w:trPr>
         <w:tc>
           <w:tcPr>
             <w:tcW w:type="dxa" w:w="1030"/>
@@ -1177,6 +1207,9 @@
         </w:tc>
       </w:tr>
       <w:tr>
+        <w:trPr>
+          <w:cantSplit/>
+        </w:trPr>
         <w:tc>
           <w:tcPr>
             <w:tcW w:type="dxa" w:w="1030"/>
@@ -1245,6 +1278,9 @@
         </w:tc>
       </w:tr>
       <w:tr>
+        <w:trPr>
+          <w:cantSplit/>
+        </w:trPr>
         <w:tc>
           <w:tcPr>
             <w:tcW w:type="dxa" w:w="1030"/>
@@ -1479,6 +1515,9 @@
         </w:tc>
       </w:tr>
       <w:tr>
+        <w:trPr>
+          <w:cantSplit/>
+        </w:trPr>
         <w:tc>
           <w:tcPr>
             <w:tcW w:type="dxa" w:w="1030"/>
@@ -1547,6 +1586,9 @@
         </w:tc>
       </w:tr>
       <w:tr>
+        <w:trPr>
+          <w:cantSplit/>
+        </w:trPr>
         <w:tc>
           <w:tcPr>
             <w:tcW w:type="dxa" w:w="1030"/>
@@ -1615,6 +1657,9 @@
         </w:tc>
       </w:tr>
       <w:tr>
+        <w:trPr>
+          <w:cantSplit/>
+        </w:trPr>
         <w:tc>
           <w:tcPr>
             <w:tcW w:type="dxa" w:w="1030"/>
@@ -1683,6 +1728,9 @@
         </w:tc>
       </w:tr>
       <w:tr>
+        <w:trPr>
+          <w:cantSplit/>
+        </w:trPr>
         <w:tc>
           <w:tcPr>
             <w:tcW w:type="dxa" w:w="1030"/>
@@ -1751,6 +1799,9 @@
         </w:tc>
       </w:tr>
       <w:tr>
+        <w:trPr>
+          <w:cantSplit/>
+        </w:trPr>
         <w:tc>
           <w:tcPr>
             <w:tcW w:type="dxa" w:w="1030"/>
@@ -1819,6 +1870,9 @@
         </w:tc>
       </w:tr>
       <w:tr>
+        <w:trPr>
+          <w:cantSplit/>
+        </w:trPr>
         <w:tc>
           <w:tcPr>
             <w:tcW w:type="dxa" w:w="1030"/>
@@ -1887,6 +1941,9 @@
         </w:tc>
       </w:tr>
       <w:tr>
+        <w:trPr>
+          <w:cantSplit/>
+        </w:trPr>
         <w:tc>
           <w:tcPr>
             <w:tcW w:type="dxa" w:w="1030"/>
@@ -1955,6 +2012,9 @@
         </w:tc>
       </w:tr>
       <w:tr>
+        <w:trPr>
+          <w:cantSplit/>
+        </w:trPr>
         <w:tc>
           <w:tcPr>
             <w:tcW w:type="dxa" w:w="1030"/>
@@ -2157,6 +2217,9 @@
         </w:tc>
       </w:tr>
       <w:tr>
+        <w:trPr>
+          <w:cantSplit/>
+        </w:trPr>
         <w:tc>
           <w:tcPr>
             <w:tcW w:type="dxa" w:w="1310"/>
@@ -2331,6 +2394,9 @@
         </w:tc>
       </w:tr>
       <w:tr>
+        <w:trPr>
+          <w:cantSplit/>
+        </w:trPr>
         <w:tc>
           <w:tcPr>
             <w:tcW w:type="dxa" w:w="1404"/>
@@ -2499,6 +2565,9 @@
         </w:tc>
       </w:tr>
       <w:tr>
+        <w:trPr>
+          <w:cantSplit/>
+        </w:trPr>
         <w:tc>
           <w:tcPr>
             <w:tcW w:type="dxa" w:w="5990"/>
@@ -2523,6 +2592,9 @@
         </w:tc>
       </w:tr>
       <w:tr>
+        <w:trPr>
+          <w:cantSplit/>
+        </w:trPr>
         <w:tc>
           <w:tcPr>
             <w:tcW w:type="dxa" w:w="5990"/>
@@ -2547,6 +2619,9 @@
         </w:tc>
       </w:tr>
       <w:tr>
+        <w:trPr>
+          <w:cantSplit/>
+        </w:trPr>
         <w:tc>
           <w:tcPr>
             <w:tcW w:type="dxa" w:w="5990"/>
@@ -2705,6 +2780,9 @@
         </w:tc>
       </w:tr>
       <w:tr>
+        <w:trPr>
+          <w:cantSplit/>
+        </w:trPr>
         <w:tc>
           <w:tcPr>
             <w:tcW w:type="dxa" w:w="1685"/>
@@ -2751,6 +2829,9 @@
         </w:tc>
       </w:tr>
       <w:tr>
+        <w:trPr>
+          <w:cantSplit/>
+        </w:trPr>
         <w:tc>
           <w:tcPr>
             <w:tcW w:type="dxa" w:w="1685"/>
@@ -2795,6 +2876,9 @@
         </w:tc>
       </w:tr>
       <w:tr>
+        <w:trPr>
+          <w:cantSplit/>
+        </w:trPr>
         <w:tc>
           <w:tcPr>
             <w:tcW w:type="dxa" w:w="1685"/>
@@ -2841,6 +2925,9 @@
         </w:tc>
       </w:tr>
       <w:tr>
+        <w:trPr>
+          <w:cantSplit/>
+        </w:trPr>
         <w:tc>
           <w:tcPr>
             <w:tcW w:type="dxa" w:w="1685"/>
@@ -2887,6 +2974,9 @@
         </w:tc>
       </w:tr>
       <w:tr>
+        <w:trPr>
+          <w:cantSplit/>
+        </w:trPr>
         <w:tc>
           <w:tcPr>
             <w:tcW w:type="dxa" w:w="1685"/>
@@ -2933,6 +3023,9 @@
         </w:tc>
       </w:tr>
       <w:tr>
+        <w:trPr>
+          <w:cantSplit/>
+        </w:trPr>
         <w:tc>
           <w:tcPr>
             <w:tcW w:type="dxa" w:w="1685"/>
@@ -2979,6 +3072,9 @@
         </w:tc>
       </w:tr>
       <w:tr>
+        <w:trPr>
+          <w:cantSplit/>
+        </w:trPr>
         <w:tc>
           <w:tcPr>
             <w:tcW w:type="dxa" w:w="1685"/>
@@ -3117,6 +3213,9 @@
         </w:tc>
       </w:tr>
       <w:tr>
+        <w:trPr>
+          <w:cantSplit/>
+        </w:trPr>
         <w:tc>
           <w:tcPr>
             <w:tcW w:type="dxa" w:w="1778"/>
@@ -3163,6 +3262,9 @@
         </w:tc>
       </w:tr>
       <w:tr>
+        <w:trPr>
+          <w:cantSplit/>
+        </w:trPr>
         <w:tc>
           <w:tcPr>
             <w:tcW w:type="dxa" w:w="1778"/>
@@ -3209,6 +3311,9 @@
         </w:tc>
       </w:tr>
       <w:tr>
+        <w:trPr>
+          <w:cantSplit/>
+        </w:trPr>
         <w:tc>
           <w:tcPr>
             <w:tcW w:type="dxa" w:w="1778"/>
@@ -3255,6 +3360,9 @@
         </w:tc>
       </w:tr>
       <w:tr>
+        <w:trPr>
+          <w:cantSplit/>
+        </w:trPr>
         <w:tc>
           <w:tcPr>
             <w:tcW w:type="dxa" w:w="1778"/>
@@ -3301,6 +3409,9 @@
         </w:tc>
       </w:tr>
       <w:tr>
+        <w:trPr>
+          <w:cantSplit/>
+        </w:trPr>
         <w:tc>
           <w:tcPr>
             <w:tcW w:type="dxa" w:w="1778"/>
@@ -3347,6 +3458,9 @@
         </w:tc>
       </w:tr>
       <w:tr>
+        <w:trPr>
+          <w:cantSplit/>
+        </w:trPr>
         <w:tc>
           <w:tcPr>
             <w:tcW w:type="dxa" w:w="1778"/>
@@ -3393,6 +3507,9 @@
         </w:tc>
       </w:tr>
       <w:tr>
+        <w:trPr>
+          <w:cantSplit/>
+        </w:trPr>
         <w:tc>
           <w:tcPr>
             <w:tcW w:type="dxa" w:w="1778"/>
@@ -3439,6 +3556,9 @@
         </w:tc>
       </w:tr>
       <w:tr>
+        <w:trPr>
+          <w:cantSplit/>
+        </w:trPr>
         <w:tc>
           <w:tcPr>
             <w:tcW w:type="dxa" w:w="1778"/>
@@ -3567,6 +3687,9 @@
         </w:tc>
       </w:tr>
       <w:tr>
+        <w:trPr>
+          <w:cantSplit/>
+        </w:trPr>
         <w:tc>
           <w:tcPr>
             <w:tcW w:type="dxa" w:w="4118"/>
@@ -3602,6 +3725,9 @@
         </w:tc>
       </w:tr>
       <w:tr>
+        <w:trPr>
+          <w:cantSplit/>
+        </w:trPr>
         <w:tc>
           <w:tcPr>
             <w:tcW w:type="dxa" w:w="4118"/>
@@ -3637,6 +3763,9 @@
         </w:tc>
       </w:tr>
       <w:tr>
+        <w:trPr>
+          <w:cantSplit/>
+        </w:trPr>
         <w:tc>
           <w:tcPr>
             <w:tcW w:type="dxa" w:w="4118"/>
@@ -3672,6 +3801,9 @@
         </w:tc>
       </w:tr>
       <w:tr>
+        <w:trPr>
+          <w:cantSplit/>
+        </w:trPr>
         <w:tc>
           <w:tcPr>
             <w:tcW w:type="dxa" w:w="4118"/>
@@ -3707,6 +3839,9 @@
         </w:tc>
       </w:tr>
       <w:tr>
+        <w:trPr>
+          <w:cantSplit/>
+        </w:trPr>
         <w:tc>
           <w:tcPr>
             <w:tcW w:type="dxa" w:w="4118"/>
@@ -3742,6 +3877,9 @@
         </w:tc>
       </w:tr>
       <w:tr>
+        <w:trPr>
+          <w:cantSplit/>
+        </w:trPr>
         <w:tc>
           <w:tcPr>
             <w:tcW w:type="dxa" w:w="4118"/>
@@ -3777,6 +3915,9 @@
         </w:tc>
       </w:tr>
       <w:tr>
+        <w:trPr>
+          <w:cantSplit/>
+        </w:trPr>
         <w:tc>
           <w:tcPr>
             <w:tcW w:type="dxa" w:w="4118"/>
@@ -3812,6 +3953,9 @@
         </w:tc>
       </w:tr>
       <w:tr>
+        <w:trPr>
+          <w:cantSplit/>
+        </w:trPr>
         <w:tc>
           <w:tcPr>
             <w:tcW w:type="dxa" w:w="4118"/>
@@ -3847,6 +3991,9 @@
         </w:tc>
       </w:tr>
       <w:tr>
+        <w:trPr>
+          <w:cantSplit/>
+        </w:trPr>
         <w:tc>
           <w:tcPr>
             <w:tcW w:type="dxa" w:w="4118"/>
@@ -3882,6 +4029,9 @@
         </w:tc>
       </w:tr>
       <w:tr>
+        <w:trPr>
+          <w:cantSplit/>
+        </w:trPr>
         <w:tc>
           <w:tcPr>
             <w:tcW w:type="dxa" w:w="4118"/>
@@ -3917,6 +4067,9 @@
         </w:tc>
       </w:tr>
       <w:tr>
+        <w:trPr>
+          <w:cantSplit/>
+        </w:trPr>
         <w:tc>
           <w:tcPr>
             <w:tcW w:type="dxa" w:w="4118"/>
@@ -3952,6 +4105,9 @@
         </w:tc>
       </w:tr>
       <w:tr>
+        <w:trPr>
+          <w:cantSplit/>
+        </w:trPr>
         <w:tc>
           <w:tcPr>
             <w:tcW w:type="dxa" w:w="4118"/>
